--- a/docs/Cerberus-README.docx
+++ b/docs/Cerberus-README.docx
@@ -1150,6 +1150,27 @@
         </w:numPr>
       </w:pPr>
       <w:r>
+        <w:rPr>
+          <w:rStyle w:val="VerbatimChar"/>
+        </w:rPr>
+        <w:t xml:space="preserve">export-findings</w:t>
+      </w:r>
+      <w:r>
+        <w:t xml:space="preserve"> </w:t>
+      </w:r>
+      <w:r>
+        <w:t xml:space="preserve">dumps the latest materialized findings snapshot as JSON for external consumers, and initializes that snapshot with a collection-only pass if none exists yet.</w:t>
+      </w:r>
+    </w:p>
+    <w:p>
+      <w:pPr>
+        <w:pStyle w:val="Compact"/>
+        <w:numPr>
+          <w:numId w:val="1005"/>
+          <w:ilvl w:val="0"/>
+        </w:numPr>
+      </w:pPr>
+      <w:r>
         <w:t xml:space="preserve">Supported severities:</w:t>
       </w:r>
       <w:r>
@@ -1424,6 +1445,21 @@
       <w:pPr>
         <w:pStyle w:val="Compact"/>
         <w:numPr>
+          <w:numId w:val="1006"/>
+          <w:ilvl w:val="1"/>
+        </w:numPr>
+      </w:pPr>
+      <w:r>
+        <w:rPr>
+          <w:rStyle w:val="VerbatimChar"/>
+        </w:rPr>
+        <w:t xml:space="preserve">vhost-cve-monitor --config /etc/vhost-cve-monitor/config.yml export-findings</w:t>
+      </w:r>
+    </w:p>
+    <w:p>
+      <w:pPr>
+        <w:pStyle w:val="Compact"/>
+        <w:numPr>
           <w:numId w:val="1005"/>
           <w:ilvl w:val="0"/>
         </w:numPr>
@@ -1468,31 +1504,7 @@
         </w:numPr>
       </w:pPr>
       <w:r>
-        <w:rPr>
-          <w:rStyle w:val="VerbatimChar"/>
-        </w:rPr>
-        <w:t xml:space="preserve">zap.one</w:t>
-      </w:r>
-      <w:r>
-        <w:t xml:space="preserve"> </w:t>
-      </w:r>
-      <w:r>
-        <w:t xml:space="preserve">and</w:t>
-      </w:r>
-      <w:r>
-        <w:t xml:space="preserve"> </w:t>
-      </w:r>
-      <w:r>
-        <w:rPr>
-          <w:rStyle w:val="VerbatimChar"/>
-        </w:rPr>
-        <w:t xml:space="preserve">zapandrok.com</w:t>
-      </w:r>
-      <w:r>
-        <w:t xml:space="preserve"> </w:t>
-      </w:r>
-      <w:r>
-        <w:t xml:space="preserve">both reached a clean</w:t>
+        <w:t xml:space="preserve">delivery reached a clean</w:t>
       </w:r>
       <w:r>
         <w:t xml:space="preserve"> </w:t>
@@ -1968,6 +1980,42 @@
       </w:r>
       <w:r>
         <w:t xml:space="preserve">if mail authentication or local MTA integration changed</w:t>
+      </w:r>
+    </w:p>
+    <w:p>
+      <w:pPr>
+        <w:pStyle w:val="Compact"/>
+        <w:numPr>
+          <w:numId w:val="1008"/>
+          <w:ilvl w:val="0"/>
+        </w:numPr>
+      </w:pPr>
+      <w:r>
+        <w:t xml:space="preserve">the scan timer keeps the materialized findings snapshot current automatically, because each</w:t>
+      </w:r>
+      <w:r>
+        <w:t xml:space="preserve"> </w:t>
+      </w:r>
+      <w:r>
+        <w:rPr>
+          <w:rStyle w:val="VerbatimChar"/>
+        </w:rPr>
+        <w:t xml:space="preserve">scan-once</w:t>
+      </w:r>
+      <w:r>
+        <w:t xml:space="preserve"> </w:t>
+      </w:r>
+      <w:r>
+        <w:t xml:space="preserve">run refreshes the SQLite export state consumed by</w:t>
+      </w:r>
+      <w:r>
+        <w:t xml:space="preserve"> </w:t>
+      </w:r>
+      <w:r>
+        <w:rPr>
+          <w:rStyle w:val="VerbatimChar"/>
+        </w:rPr>
+        <w:t xml:space="preserve">export-findings</w:t>
       </w:r>
     </w:p>
     <w:p>
